--- a/Lab3/lab3_отчет.docx
+++ b/Lab3/lab3_отчет.docx
@@ -9,6 +9,7 @@
           <w:rFonts w:ascii="Times New Roman" w:eastAsia="Calibri" w:hAnsi="Times New Roman" w:cs="Times New Roman"/>
           <w:kern w:val="0"/>
           <w:sz w:val="28"/>
+          <w:lang w:val="en-US"/>
           <w14:ligatures w14:val="none"/>
         </w:rPr>
       </w:pPr>
@@ -624,27 +625,7 @@
           <w:sz w:val="28"/>
           <w14:ligatures w14:val="none"/>
         </w:rPr>
-        <w:t xml:space="preserve">  </w:t>
-      </w:r>
-      <w:proofErr w:type="spellStart"/>
-      <w:r>
-        <w:rPr>
-          <w:rFonts w:ascii="Times New Roman" w:eastAsia="Calibri" w:hAnsi="Times New Roman" w:cs="Times New Roman"/>
-          <w:kern w:val="0"/>
-          <w:sz w:val="28"/>
-          <w14:ligatures w14:val="none"/>
-        </w:rPr>
-        <w:t>Болтак</w:t>
-      </w:r>
-      <w:proofErr w:type="spellEnd"/>
-      <w:r>
-        <w:rPr>
-          <w:rFonts w:ascii="Times New Roman" w:eastAsia="Calibri" w:hAnsi="Times New Roman" w:cs="Times New Roman"/>
-          <w:kern w:val="0"/>
-          <w:sz w:val="28"/>
-          <w14:ligatures w14:val="none"/>
-        </w:rPr>
-        <w:t xml:space="preserve"> С.В.</w:t>
+        <w:t xml:space="preserve">  Болтак С.В.</w:t>
       </w:r>
     </w:p>
     <w:p>
@@ -881,7 +862,6 @@
         </w:rPr>
         <w:t xml:space="preserve">: </w:t>
       </w:r>
-      <w:proofErr w:type="spellStart"/>
       <w:r>
         <w:rPr>
           <w:rFonts w:ascii="Times New Roman" w:eastAsia="Times New Roman" w:hAnsi="Times New Roman" w:cs="Times New Roman"/>
@@ -890,7 +870,6 @@
         </w:rPr>
         <w:t>тестик</w:t>
       </w:r>
-      <w:proofErr w:type="spellEnd"/>
       <w:r>
         <w:rPr>
           <w:rFonts w:ascii="Times New Roman" w:eastAsia="Times New Roman" w:hAnsi="Times New Roman" w:cs="Times New Roman"/>
@@ -1133,7 +1112,6 @@
         </w:rPr>
         <w:t xml:space="preserve">сходный файл </w:t>
       </w:r>
-      <w:proofErr w:type="spellStart"/>
       <w:r>
         <w:rPr>
           <w:rFonts w:ascii="Times New Roman" w:eastAsia="Times New Roman" w:hAnsi="Times New Roman" w:cs="Times New Roman"/>
@@ -1152,7 +1130,6 @@
         </w:rPr>
         <w:t>test</w:t>
       </w:r>
-      <w:proofErr w:type="spellEnd"/>
       <w:r>
         <w:rPr>
           <w:rFonts w:ascii="Times New Roman" w:eastAsia="Times New Roman" w:hAnsi="Times New Roman" w:cs="Times New Roman"/>
@@ -1361,7 +1338,6 @@
         </w:rPr>
         <w:t xml:space="preserve"> </w:t>
       </w:r>
-      <w:proofErr w:type="spellStart"/>
       <w:r>
         <w:rPr>
           <w:rFonts w:ascii="Times New Roman" w:eastAsia="Times New Roman" w:hAnsi="Times New Roman" w:cs="Times New Roman"/>
@@ -1370,7 +1346,6 @@
         </w:rPr>
         <w:t>тестик</w:t>
       </w:r>
-      <w:proofErr w:type="spellEnd"/>
       <w:r>
         <w:rPr>
           <w:rFonts w:ascii="Times New Roman" w:eastAsia="Times New Roman" w:hAnsi="Times New Roman" w:cs="Times New Roman"/>
@@ -1474,7 +1449,6 @@
           <w:rFonts w:ascii="Times New Roman" w:eastAsia="Times New Roman" w:hAnsi="Times New Roman" w:cs="Times New Roman"/>
           <w:sz w:val="28"/>
           <w:szCs w:val="28"/>
-          <w:lang w:val="en-US"/>
         </w:rPr>
       </w:pPr>
       <w:r>
@@ -1485,7 +1459,6 @@
         </w:rPr>
         <w:t xml:space="preserve">Рисунок 1.3 – Зашифрованный файл </w:t>
       </w:r>
-      <w:proofErr w:type="spellStart"/>
       <w:r>
         <w:rPr>
           <w:rFonts w:ascii="Times New Roman" w:eastAsia="Times New Roman" w:hAnsi="Times New Roman" w:cs="Times New Roman"/>
@@ -1494,7 +1467,6 @@
         </w:rPr>
         <w:t>тестик</w:t>
       </w:r>
-      <w:proofErr w:type="spellEnd"/>
       <w:r>
         <w:rPr>
           <w:rFonts w:ascii="Times New Roman" w:eastAsia="Times New Roman" w:hAnsi="Times New Roman" w:cs="Times New Roman"/>
@@ -1537,15 +1509,13 @@
           <w:rFonts w:ascii="Times New Roman" w:eastAsia="Times New Roman" w:hAnsi="Times New Roman" w:cs="Times New Roman"/>
           <w:sz w:val="28"/>
           <w:szCs w:val="28"/>
-          <w:lang w:val="en-US"/>
-        </w:rPr>
-      </w:pPr>
-      <w:r>
-        <w:rPr>
-          <w:rFonts w:ascii="Times New Roman" w:eastAsia="Times New Roman" w:hAnsi="Times New Roman" w:cs="Times New Roman"/>
-          <w:sz w:val="28"/>
-          <w:szCs w:val="28"/>
-          <w:lang w:val="en-US"/>
+        </w:rPr>
+      </w:pPr>
+      <w:r>
+        <w:rPr>
+          <w:rFonts w:ascii="Times New Roman" w:eastAsia="Times New Roman" w:hAnsi="Times New Roman" w:cs="Times New Roman"/>
+          <w:sz w:val="28"/>
+          <w:szCs w:val="28"/>
         </w:rPr>
         <w:br w:type="page"/>
       </w:r>
@@ -1633,7 +1603,6 @@
         </w:rPr>
         <w:t xml:space="preserve">Рисунок 1.4 –дешифрование </w:t>
       </w:r>
-      <w:proofErr w:type="spellStart"/>
       <w:r>
         <w:rPr>
           <w:rFonts w:ascii="Times New Roman" w:eastAsia="Times New Roman" w:hAnsi="Times New Roman" w:cs="Times New Roman"/>
@@ -1642,7 +1611,6 @@
         </w:rPr>
         <w:t>тестик</w:t>
       </w:r>
-      <w:proofErr w:type="spellEnd"/>
       <w:r>
         <w:rPr>
           <w:rFonts w:ascii="Times New Roman" w:eastAsia="Times New Roman" w:hAnsi="Times New Roman" w:cs="Times New Roman"/>
@@ -1750,23 +1718,13 @@
         </w:rPr>
         <w:t xml:space="preserve">Рисунок 1.5 – Дешифрованный </w:t>
       </w:r>
-      <w:proofErr w:type="spellStart"/>
-      <w:r>
-        <w:rPr>
-          <w:rFonts w:ascii="Times New Roman" w:eastAsia="Times New Roman" w:hAnsi="Times New Roman" w:cs="Times New Roman"/>
-          <w:sz w:val="28"/>
-          <w:szCs w:val="28"/>
-        </w:rPr>
-        <w:t>тестик</w:t>
-      </w:r>
-      <w:proofErr w:type="spellEnd"/>
-      <w:r>
-        <w:rPr>
-          <w:rFonts w:ascii="Times New Roman" w:eastAsia="Times New Roman" w:hAnsi="Times New Roman" w:cs="Times New Roman"/>
-          <w:sz w:val="28"/>
-          <w:szCs w:val="28"/>
-        </w:rPr>
-        <w:t>_</w:t>
+      <w:r>
+        <w:rPr>
+          <w:rFonts w:ascii="Times New Roman" w:eastAsia="Times New Roman" w:hAnsi="Times New Roman" w:cs="Times New Roman"/>
+          <w:sz w:val="28"/>
+          <w:szCs w:val="28"/>
+        </w:rPr>
+        <w:t>тестик_</w:t>
       </w:r>
       <w:r>
         <w:rPr>
@@ -1894,7 +1852,6 @@
         </w:rPr>
         <w:t xml:space="preserve"> </w:t>
       </w:r>
-      <w:proofErr w:type="spellStart"/>
       <w:r>
         <w:rPr>
           <w:rFonts w:ascii="Times New Roman" w:eastAsia="Times New Roman" w:hAnsi="Times New Roman" w:cs="Times New Roman"/>
@@ -1904,7 +1861,6 @@
         </w:rPr>
         <w:t>pngtest</w:t>
       </w:r>
-      <w:proofErr w:type="spellEnd"/>
       <w:r>
         <w:rPr>
           <w:rFonts w:ascii="Times New Roman" w:eastAsia="Times New Roman" w:hAnsi="Times New Roman" w:cs="Times New Roman"/>
@@ -1913,7 +1869,6 @@
         </w:rPr>
         <w:t>.</w:t>
       </w:r>
-      <w:proofErr w:type="spellStart"/>
       <w:r>
         <w:rPr>
           <w:rFonts w:ascii="Times New Roman" w:eastAsia="Times New Roman" w:hAnsi="Times New Roman" w:cs="Times New Roman"/>
@@ -1923,15 +1878,13 @@
         </w:rPr>
         <w:t>png</w:t>
       </w:r>
-      <w:proofErr w:type="spellEnd"/>
-    </w:p>
-    <w:p>
-      <w:pPr>
-        <w:rPr>
-          <w:rFonts w:ascii="Times New Roman" w:eastAsia="Times New Roman" w:hAnsi="Times New Roman" w:cs="Times New Roman"/>
-          <w:sz w:val="28"/>
-          <w:szCs w:val="28"/>
-          <w:lang w:val="en-US"/>
+    </w:p>
+    <w:p>
+      <w:pPr>
+        <w:rPr>
+          <w:rFonts w:ascii="Times New Roman" w:eastAsia="Times New Roman" w:hAnsi="Times New Roman" w:cs="Times New Roman"/>
+          <w:sz w:val="28"/>
+          <w:szCs w:val="28"/>
         </w:rPr>
       </w:pPr>
       <w:r>
@@ -1956,7 +1909,6 @@
           <w:rFonts w:ascii="Times New Roman" w:eastAsia="Times New Roman" w:hAnsi="Times New Roman" w:cs="Times New Roman"/>
           <w:sz w:val="28"/>
           <w:szCs w:val="28"/>
-          <w:lang w:val="en-US"/>
         </w:rPr>
         <w:t>79</w:t>
       </w:r>
@@ -2013,7 +1965,16 @@
           <w:szCs w:val="28"/>
           <w:lang w:val="en-US"/>
         </w:rPr>
-        <w:t>KC</w:t>
+        <w:t>K</w:t>
+      </w:r>
+      <w:r>
+        <w:rPr>
+          <w:rFonts w:ascii="Times New Roman" w:eastAsia="Times New Roman" w:hAnsi="Times New Roman" w:cs="Times New Roman"/>
+          <w:sz w:val="28"/>
+          <w:szCs w:val="28"/>
+          <w:lang w:val="en-US"/>
+        </w:rPr>
+        <w:t>O</w:t>
       </w:r>
       <w:r>
         <w:rPr>
@@ -2139,7 +2100,6 @@
         </w:rPr>
         <w:t xml:space="preserve"> </w:t>
       </w:r>
-      <w:proofErr w:type="spellStart"/>
       <w:r>
         <w:rPr>
           <w:rFonts w:ascii="Times New Roman" w:eastAsia="Times New Roman" w:hAnsi="Times New Roman" w:cs="Times New Roman"/>
@@ -2149,7 +2109,6 @@
         </w:rPr>
         <w:t>pngtest</w:t>
       </w:r>
-      <w:proofErr w:type="spellEnd"/>
       <w:r>
         <w:rPr>
           <w:rFonts w:ascii="Times New Roman" w:eastAsia="Times New Roman" w:hAnsi="Times New Roman" w:cs="Times New Roman"/>
@@ -2158,7 +2117,6 @@
         </w:rPr>
         <w:t>.</w:t>
       </w:r>
-      <w:proofErr w:type="spellStart"/>
       <w:r>
         <w:rPr>
           <w:rFonts w:ascii="Times New Roman" w:eastAsia="Times New Roman" w:hAnsi="Times New Roman" w:cs="Times New Roman"/>
@@ -2168,7 +2126,6 @@
         </w:rPr>
         <w:t>png</w:t>
       </w:r>
-      <w:proofErr w:type="spellEnd"/>
     </w:p>
     <w:p>
       <w:pPr>
@@ -2286,7 +2243,6 @@
         </w:rPr>
         <w:t xml:space="preserve"> – Шифрование </w:t>
       </w:r>
-      <w:proofErr w:type="spellStart"/>
       <w:r>
         <w:rPr>
           <w:rFonts w:ascii="Times New Roman" w:eastAsia="Times New Roman" w:hAnsi="Times New Roman" w:cs="Times New Roman"/>
@@ -2296,7 +2252,6 @@
         </w:rPr>
         <w:t>pngtest</w:t>
       </w:r>
-      <w:proofErr w:type="spellEnd"/>
       <w:r>
         <w:rPr>
           <w:rFonts w:ascii="Times New Roman" w:eastAsia="Times New Roman" w:hAnsi="Times New Roman" w:cs="Times New Roman"/>
@@ -2305,7 +2260,6 @@
         </w:rPr>
         <w:t>.</w:t>
       </w:r>
-      <w:proofErr w:type="spellStart"/>
       <w:r>
         <w:rPr>
           <w:rFonts w:ascii="Times New Roman" w:eastAsia="Times New Roman" w:hAnsi="Times New Roman" w:cs="Times New Roman"/>
@@ -2315,7 +2269,6 @@
         </w:rPr>
         <w:t>png</w:t>
       </w:r>
-      <w:proofErr w:type="spellEnd"/>
     </w:p>
     <w:p>
       <w:pPr>
@@ -2432,7 +2385,6 @@
         </w:rPr>
         <w:t xml:space="preserve"> </w:t>
       </w:r>
-      <w:proofErr w:type="spellStart"/>
       <w:r>
         <w:rPr>
           <w:rFonts w:ascii="Times New Roman" w:eastAsia="Times New Roman" w:hAnsi="Times New Roman" w:cs="Times New Roman"/>
@@ -2442,7 +2394,6 @@
         </w:rPr>
         <w:t>pngtest</w:t>
       </w:r>
-      <w:proofErr w:type="spellEnd"/>
       <w:r>
         <w:rPr>
           <w:rFonts w:ascii="Times New Roman" w:eastAsia="Times New Roman" w:hAnsi="Times New Roman" w:cs="Times New Roman"/>
@@ -2451,7 +2402,6 @@
         </w:rPr>
         <w:t>.</w:t>
       </w:r>
-      <w:proofErr w:type="spellStart"/>
       <w:r>
         <w:rPr>
           <w:rFonts w:ascii="Times New Roman" w:eastAsia="Times New Roman" w:hAnsi="Times New Roman" w:cs="Times New Roman"/>
@@ -2461,7 +2411,6 @@
         </w:rPr>
         <w:t>png</w:t>
       </w:r>
-      <w:proofErr w:type="spellEnd"/>
       <w:r>
         <w:rPr>
           <w:rFonts w:ascii="Times New Roman" w:eastAsia="Times New Roman" w:hAnsi="Times New Roman" w:cs="Times New Roman"/>
@@ -2590,17 +2539,7 @@
           <w:szCs w:val="28"/>
           <w:lang w:val="en-US"/>
         </w:rPr>
-        <w:t xml:space="preserve"> </w:t>
-      </w:r>
-      <w:proofErr w:type="spellStart"/>
-      <w:r>
-        <w:rPr>
-          <w:rFonts w:ascii="Times New Roman" w:eastAsia="Times New Roman" w:hAnsi="Times New Roman" w:cs="Times New Roman"/>
-          <w:sz w:val="28"/>
-          <w:szCs w:val="28"/>
-          <w:lang w:val="en-US"/>
-        </w:rPr>
-        <w:t>pngtest</w:t>
+        <w:t xml:space="preserve"> pngtest</w:t>
       </w:r>
       <w:r>
         <w:rPr>
@@ -2629,7 +2568,6 @@
         </w:rPr>
         <w:t>.enc</w:t>
       </w:r>
-      <w:proofErr w:type="spellEnd"/>
     </w:p>
     <w:p>
       <w:pPr>
@@ -2861,7 +2799,6 @@
         </w:rPr>
         <w:t xml:space="preserve"> (</w:t>
       </w:r>
-      <w:proofErr w:type="spellStart"/>
       <w:r>
         <w:rPr>
           <w:rFonts w:ascii="Times New Roman" w:eastAsia="Times New Roman" w:hAnsi="Times New Roman" w:cs="Times New Roman"/>
@@ -2870,18 +2807,7 @@
           <w:sz w:val="28"/>
           <w:szCs w:val="28"/>
         </w:rPr>
-        <w:t>невалидный</w:t>
-      </w:r>
-      <w:proofErr w:type="spellEnd"/>
-      <w:r>
-        <w:rPr>
-          <w:rFonts w:ascii="Times New Roman" w:eastAsia="Times New Roman" w:hAnsi="Times New Roman" w:cs="Times New Roman"/>
-          <w:i/>
-          <w:iCs/>
-          <w:sz w:val="28"/>
-          <w:szCs w:val="28"/>
-        </w:rPr>
-        <w:t xml:space="preserve"> </w:t>
+        <w:t xml:space="preserve">невалидный </w:t>
       </w:r>
       <w:r>
         <w:rPr>
